--- a/bank/task_06/variant_15.docx
+++ b/bank/task_06/variant_15.docx
@@ -4,20 +4,16 @@
   <w:body>
     <w:p>
       <w:pPr>
-        <w:spacing w:before="240" w:after="240" w:line="240" w:lineRule="auto"/>
-        <w:jc w:val="both"/>
-        <w:rPr>
-          <w:rFonts w:ascii="Cambria Math" w:eastAsia="Times New Roman" w:hAnsi="Cambria Math" w:cs="Segoe UI"/>
-          <w:sz w:val="24"/>
+        <w:rPr>
+          <w:rFonts w:eastAsia="Times New Roman"/>
           <w:szCs w:val="28"/>
           <w:lang w:eastAsia="ru-RU"/>
         </w:rPr>
       </w:pPr>
       <w:r>
         <w:rPr>
-          <w:rFonts w:ascii="Cambria Math" w:eastAsia="Times New Roman" w:hAnsi="Cambria Math" w:cs="Segoe UI"/>
+          <w:rFonts w:eastAsia="Times New Roman"/>
           <w:bCs/>
-          <w:sz w:val="24"/>
           <w:szCs w:val="28"/>
           <w:lang w:eastAsia="ru-RU"/>
         </w:rPr>
@@ -25,8 +21,7 @@
       </w:r>
       <w:r>
         <w:rPr>
-          <w:rFonts w:ascii="Cambria Math" w:eastAsia="Times New Roman" w:hAnsi="Cambria Math" w:cs="Segoe UI"/>
-          <w:sz w:val="24"/>
+          <w:rFonts w:eastAsia="Times New Roman"/>
           <w:szCs w:val="28"/>
           <w:lang w:eastAsia="ru-RU"/>
         </w:rPr>
@@ -35,8 +30,7 @@
       <m:oMath>
         <m:r>
           <w:rPr>
-            <w:rFonts w:ascii="Cambria Math" w:eastAsia="Times New Roman" w:hAnsi="Cambria Math" w:cs="Segoe UI"/>
-            <w:sz w:val="24"/>
+            <w:rFonts w:ascii="Cambria Math" w:eastAsia="Times New Roman" w:hAnsi="Cambria Math"/>
             <w:szCs w:val="28"/>
             <w:lang w:eastAsia="ru-RU"/>
           </w:rPr>
@@ -46,9 +40,8 @@
           <m:sSupPr>
             <m:ctrlPr>
               <w:rPr>
-                <w:rFonts w:ascii="Cambria Math" w:eastAsia="Times New Roman" w:hAnsi="Cambria Math" w:cs="Segoe UI"/>
+                <w:rFonts w:ascii="Cambria Math" w:eastAsia="Times New Roman" w:hAnsi="Cambria Math"/>
                 <w:i/>
-                <w:sz w:val="24"/>
                 <w:szCs w:val="28"/>
                 <w:lang w:eastAsia="ru-RU"/>
               </w:rPr>
@@ -57,8 +50,7 @@
           <m:e>
             <m:r>
               <w:rPr>
-                <w:rFonts w:ascii="Cambria Math" w:eastAsia="Times New Roman" w:hAnsi="Cambria Math" w:cs="Segoe UI"/>
-                <w:sz w:val="24"/>
+                <w:rFonts w:ascii="Cambria Math" w:eastAsia="Times New Roman" w:hAnsi="Cambria Math"/>
                 <w:szCs w:val="28"/>
                 <w:lang w:eastAsia="ru-RU"/>
               </w:rPr>
@@ -68,8 +60,7 @@
           <m:sup>
             <m:r>
               <w:rPr>
-                <w:rFonts w:ascii="Cambria Math" w:eastAsia="Times New Roman" w:hAnsi="Cambria Math" w:cs="Segoe UI"/>
-                <w:sz w:val="24"/>
+                <w:rFonts w:ascii="Cambria Math" w:eastAsia="Times New Roman" w:hAnsi="Cambria Math"/>
                 <w:szCs w:val="28"/>
                 <w:lang w:eastAsia="ru-RU"/>
               </w:rPr>
@@ -79,8 +70,7 @@
         </m:sSup>
         <m:r>
           <w:rPr>
-            <w:rFonts w:ascii="Cambria Math" w:eastAsia="Times New Roman" w:hAnsi="Cambria Math" w:cs="Segoe UI"/>
-            <w:sz w:val="24"/>
+            <w:rFonts w:ascii="Cambria Math" w:eastAsia="Times New Roman" w:hAnsi="Cambria Math"/>
             <w:szCs w:val="28"/>
             <w:lang w:eastAsia="ru-RU"/>
           </w:rPr>
@@ -89,8 +79,7 @@
       </m:oMath>
       <w:r>
         <w:rPr>
-          <w:rFonts w:ascii="Cambria Math" w:eastAsia="Times New Roman" w:hAnsi="Cambria Math" w:cs="Segoe UI"/>
-          <w:sz w:val="24"/>
+          <w:rFonts w:eastAsia="Times New Roman"/>
           <w:szCs w:val="28"/>
           <w:lang w:eastAsia="ru-RU"/>
         </w:rPr>
@@ -99,8 +88,7 @@
       <m:oMath>
         <m:r>
           <w:rPr>
-            <w:rFonts w:ascii="Cambria Math" w:eastAsia="Times New Roman" w:hAnsi="Cambria Math" w:cs="Segoe UI"/>
-            <w:sz w:val="24"/>
+            <w:rFonts w:ascii="Cambria Math" w:eastAsia="Times New Roman" w:hAnsi="Cambria Math"/>
             <w:szCs w:val="28"/>
             <w:lang w:eastAsia="ru-RU"/>
           </w:rPr>
@@ -109,8 +97,7 @@
       </m:oMath>
       <w:r>
         <w:rPr>
-          <w:rFonts w:ascii="Cambria Math" w:eastAsia="Times New Roman" w:hAnsi="Cambria Math" w:cs="Segoe UI"/>
-          <w:sz w:val="24"/>
+          <w:rFonts w:eastAsia="Times New Roman"/>
           <w:szCs w:val="28"/>
           <w:lang w:eastAsia="ru-RU"/>
         </w:rPr>
@@ -119,8 +106,7 @@
       <m:oMath>
         <m:r>
           <w:rPr>
-            <w:rFonts w:ascii="Cambria Math" w:eastAsia="Times New Roman" w:hAnsi="Cambria Math" w:cs="Segoe UI"/>
-            <w:sz w:val="24"/>
+            <w:rFonts w:ascii="Cambria Math" w:eastAsia="Times New Roman" w:hAnsi="Cambria Math"/>
             <w:szCs w:val="28"/>
             <w:lang w:eastAsia="ru-RU"/>
           </w:rPr>
@@ -129,8 +115,7 @@
       </m:oMath>
       <w:r>
         <w:rPr>
-          <w:rFonts w:ascii="Cambria Math" w:eastAsia="Times New Roman" w:hAnsi="Cambria Math" w:cs="Segoe UI"/>
-          <w:sz w:val="24"/>
+          <w:rFonts w:eastAsia="Times New Roman"/>
           <w:szCs w:val="28"/>
           <w:lang w:eastAsia="ru-RU"/>
         </w:rPr>
@@ -138,8 +123,7 @@
       </w:r>
       <w:r>
         <w:rPr>
-          <w:rFonts w:ascii="Cambria Math" w:eastAsia="Times New Roman" w:hAnsi="Cambria Math" w:cs="Segoe UI"/>
-          <w:sz w:val="24"/>
+          <w:rFonts w:eastAsia="Times New Roman"/>
           <w:szCs w:val="28"/>
           <w:lang w:eastAsia="ru-RU"/>
         </w:rPr>
@@ -147,8 +131,7 @@
       </w:r>
       <w:r>
         <w:rPr>
-          <w:rFonts w:ascii="Cambria Math" w:eastAsia="Times New Roman" w:hAnsi="Cambria Math" w:cs="Segoe UI"/>
-          <w:sz w:val="24"/>
+          <w:rFonts w:eastAsia="Times New Roman"/>
           <w:szCs w:val="28"/>
           <w:lang w:eastAsia="ru-RU"/>
         </w:rPr>
@@ -158,24 +141,40 @@
     </w:p>
     <w:p>
       <w:pPr>
-        <w:spacing w:before="240" w:after="0" w:line="240" w:lineRule="auto"/>
-        <w:rPr>
-          <w:rFonts w:ascii="Cambria Math" w:eastAsia="Times New Roman" w:hAnsi="Cambria Math" w:cs="Segoe UI"/>
-          <w:sz w:val="24"/>
+        <w:ind w:right="2551"/>
+        <w:jc w:val="center"/>
+        <w:rPr>
+          <w:rFonts w:eastAsia="Times New Roman"/>
           <w:szCs w:val="28"/>
           <w:lang w:eastAsia="ru-RU"/>
         </w:rPr>
       </w:pPr>
       <w:r>
         <w:rPr>
+          <w:rFonts w:eastAsia="Times New Roman"/>
+          <w:szCs w:val="28"/>
+          <w:lang w:eastAsia="ru-RU"/>
+        </w:rPr>
+        <w:t>А                                      Б                                         В</w:t>
+      </w:r>
+    </w:p>
+    <w:p>
+      <w:pPr>
+        <w:rPr>
+          <w:rFonts w:eastAsia="Times New Roman"/>
+          <w:szCs w:val="28"/>
+          <w:lang w:eastAsia="ru-RU"/>
+        </w:rPr>
+      </w:pPr>
+      <w:r>
+        <w:rPr>
           <w:noProof/>
-          <w:sz w:val="24"/>
         </w:rPr>
         <w:drawing>
-          <wp:inline distT="0" distB="0" distL="0" distR="0" wp14:anchorId="66640A94" wp14:editId="26F6AEDA">
-            <wp:extent cx="5940425" cy="1337310"/>
-            <wp:effectExtent l="0" t="0" r="3175" b="0"/>
-            <wp:docPr id="17" name="Рисунок 17"/>
+          <wp:inline distT="0" distB="0" distL="0" distR="0" wp14:anchorId="7B67DA80" wp14:editId="5A366246">
+            <wp:extent cx="4904762" cy="1380952"/>
+            <wp:effectExtent l="0" t="0" r="0" b="0"/>
+            <wp:docPr id="1" name="Рисунок 1"/>
             <wp:cNvGraphicFramePr>
               <a:graphicFrameLocks xmlns:a="http://schemas.openxmlformats.org/drawingml/2006/main" noChangeAspect="1"/>
             </wp:cNvGraphicFramePr>
@@ -195,7 +194,7 @@
                   <pic:spPr>
                     <a:xfrm>
                       <a:off x="0" y="0"/>
-                      <a:ext cx="5940425" cy="1337310"/>
+                      <a:ext cx="4904762" cy="1380952"/>
                     </a:xfrm>
                     <a:prstGeom prst="rect">
                       <a:avLst/>
@@ -209,8 +208,7 @@
       </w:r>
       <w:r>
         <w:rPr>
-          <w:rFonts w:ascii="Cambria Math" w:eastAsia="Times New Roman" w:hAnsi="Cambria Math" w:cs="Segoe UI"/>
-          <w:sz w:val="24"/>
+          <w:rFonts w:eastAsia="Times New Roman"/>
           <w:szCs w:val="28"/>
           <w:lang w:eastAsia="ru-RU"/>
         </w:rPr>
@@ -224,10 +222,36 @@
           <w:ilvl w:val="0"/>
           <w:numId w:val="1"/>
         </w:numPr>
-        <w:spacing w:before="100" w:beforeAutospacing="1" w:after="0" w:line="240" w:lineRule="auto"/>
-        <w:rPr>
-          <w:rFonts w:ascii="Cambria Math" w:eastAsia="Times New Roman" w:hAnsi="Cambria Math" w:cs="Segoe UI"/>
-          <w:sz w:val="24"/>
+        <w:spacing w:before="100" w:beforeAutospacing="1"/>
+        <w:ind w:firstLine="0"/>
+        <w:rPr>
+          <w:rFonts w:ascii="Cambria Math" w:eastAsia="Times New Roman" w:hAnsi="Cambria Math"/>
+          <w:szCs w:val="28"/>
+          <w:lang w:eastAsia="ru-RU"/>
+          <w:oMath/>
+        </w:rPr>
+        <w:sectPr>
+          <w:pgSz w:w="11906" w:h="16838"/>
+          <w:pgMar w:top="850" w:right="850" w:bottom="850" w:left="850" w:header="708" w:footer="708" w:gutter="0"/>
+          <w:cols w:space="708"/>
+          <w:docGrid w:linePitch="360"/>
+        </w:sectPr>
+      </w:pPr>
+    </w:p>
+    <w:p>
+      <w:pPr>
+        <w:numPr>
+          <w:ilvl w:val="0"/>
+          <w:numId w:val="1"/>
+        </w:numPr>
+        <w:tabs>
+          <w:tab w:val="clear" w:pos="720"/>
+        </w:tabs>
+        <w:spacing w:before="100" w:beforeAutospacing="1"/>
+        <w:ind w:left="0" w:firstLine="0"/>
+        <w:jc w:val="left"/>
+        <w:rPr>
+          <w:rFonts w:eastAsia="Times New Roman"/>
           <w:szCs w:val="28"/>
           <w:lang w:eastAsia="ru-RU"/>
         </w:rPr>
@@ -235,8 +259,7 @@
       <m:oMath>
         <m:r>
           <w:rPr>
-            <w:rFonts w:ascii="Cambria Math" w:eastAsia="Times New Roman" w:hAnsi="Cambria Math" w:cs="Segoe UI"/>
-            <w:sz w:val="24"/>
+            <w:rFonts w:ascii="Cambria Math" w:eastAsia="Times New Roman" w:hAnsi="Cambria Math"/>
             <w:szCs w:val="28"/>
             <w:lang w:eastAsia="ru-RU"/>
           </w:rPr>
@@ -250,10 +273,14 @@
           <w:ilvl w:val="0"/>
           <w:numId w:val="1"/>
         </w:numPr>
-        <w:spacing w:before="100" w:beforeAutospacing="1" w:after="0" w:line="240" w:lineRule="auto"/>
-        <w:rPr>
-          <w:rFonts w:ascii="Cambria Math" w:eastAsia="Times New Roman" w:hAnsi="Cambria Math" w:cs="Segoe UI"/>
-          <w:sz w:val="24"/>
+        <w:tabs>
+          <w:tab w:val="clear" w:pos="720"/>
+        </w:tabs>
+        <w:spacing w:before="100" w:beforeAutospacing="1"/>
+        <w:ind w:left="0" w:firstLine="0"/>
+        <w:jc w:val="left"/>
+        <w:rPr>
+          <w:rFonts w:eastAsia="Times New Roman"/>
           <w:szCs w:val="28"/>
           <w:lang w:eastAsia="ru-RU"/>
         </w:rPr>
@@ -261,8 +288,7 @@
       <m:oMath>
         <m:r>
           <w:rPr>
-            <w:rFonts w:ascii="Cambria Math" w:eastAsia="Times New Roman" w:hAnsi="Cambria Math" w:cs="Segoe UI"/>
-            <w:sz w:val="24"/>
+            <w:rFonts w:ascii="Cambria Math" w:eastAsia="Times New Roman" w:hAnsi="Cambria Math"/>
             <w:szCs w:val="28"/>
             <w:lang w:eastAsia="ru-RU"/>
           </w:rPr>
@@ -276,10 +302,14 @@
           <w:ilvl w:val="0"/>
           <w:numId w:val="1"/>
         </w:numPr>
-        <w:spacing w:before="100" w:beforeAutospacing="1" w:after="0" w:line="240" w:lineRule="auto"/>
-        <w:rPr>
-          <w:rFonts w:ascii="Cambria Math" w:eastAsia="Times New Roman" w:hAnsi="Cambria Math" w:cs="Segoe UI"/>
-          <w:sz w:val="24"/>
+        <w:tabs>
+          <w:tab w:val="clear" w:pos="720"/>
+        </w:tabs>
+        <w:spacing w:before="100" w:beforeAutospacing="1"/>
+        <w:ind w:left="0" w:firstLine="0"/>
+        <w:jc w:val="left"/>
+        <w:rPr>
+          <w:rFonts w:eastAsia="Times New Roman"/>
           <w:szCs w:val="28"/>
           <w:lang w:eastAsia="ru-RU"/>
         </w:rPr>
@@ -287,14 +317,30 @@
       <m:oMath>
         <m:r>
           <w:rPr>
-            <w:rFonts w:ascii="Cambria Math" w:eastAsia="Times New Roman" w:hAnsi="Cambria Math" w:cs="Segoe UI"/>
-            <w:sz w:val="24"/>
+            <w:rFonts w:ascii="Cambria Math" w:eastAsia="Times New Roman" w:hAnsi="Cambria Math"/>
             <w:szCs w:val="28"/>
             <w:lang w:eastAsia="ru-RU"/>
           </w:rPr>
           <m:t>a &gt; 0, c &gt; 0</m:t>
         </m:r>
       </m:oMath>
+    </w:p>
+    <w:p>
+      <w:pPr>
+        <w:spacing w:beforeAutospacing="1"/>
+        <w:rPr>
+          <w:rFonts w:eastAsia="Times New Roman"/>
+          <w:szCs w:val="28"/>
+          <w:lang w:eastAsia="ru-RU"/>
+        </w:rPr>
+        <w:sectPr>
+          <w:type w:val="continuous"/>
+          <w:pgSz w:w="11906" w:h="16838"/>
+          <w:pgMar w:top="850" w:right="850" w:bottom="850" w:left="850" w:header="708" w:footer="708" w:gutter="0"/>
+          <w:cols w:num="3" w:space="708"/>
+          <w:docGrid w:linePitch="360"/>
+        </w:sectPr>
+      </w:pPr>
     </w:p>
     <w:tbl>
       <w:tblPr>
@@ -321,18 +367,16 @@
           </w:tcPr>
           <w:p>
             <w:pPr>
-              <w:spacing w:before="100" w:beforeAutospacing="1"/>
+              <w:spacing w:beforeAutospacing="1"/>
               <w:rPr>
-                <w:rFonts w:ascii="Cambria Math" w:eastAsia="Times New Roman" w:hAnsi="Cambria Math" w:cs="Segoe UI"/>
-                <w:sz w:val="24"/>
+                <w:rFonts w:eastAsia="Times New Roman"/>
                 <w:szCs w:val="28"/>
                 <w:lang w:eastAsia="ru-RU"/>
               </w:rPr>
             </w:pPr>
             <w:r>
               <w:rPr>
-                <w:rFonts w:ascii="Cambria Math" w:eastAsia="Times New Roman" w:hAnsi="Cambria Math" w:cs="Segoe UI"/>
-                <w:sz w:val="24"/>
+                <w:rFonts w:eastAsia="Times New Roman"/>
                 <w:szCs w:val="28"/>
                 <w:lang w:eastAsia="ru-RU"/>
               </w:rPr>
@@ -347,19 +391,17 @@
           </w:tcPr>
           <w:p>
             <w:pPr>
-              <w:spacing w:before="100" w:beforeAutospacing="1"/>
+              <w:spacing w:beforeAutospacing="1"/>
               <w:jc w:val="center"/>
               <w:rPr>
-                <w:rFonts w:ascii="Cambria Math" w:eastAsia="Times New Roman" w:hAnsi="Cambria Math" w:cs="Segoe UI"/>
-                <w:sz w:val="24"/>
+                <w:rFonts w:eastAsia="Times New Roman"/>
                 <w:szCs w:val="28"/>
                 <w:lang w:eastAsia="ru-RU"/>
               </w:rPr>
             </w:pPr>
             <w:r>
               <w:rPr>
-                <w:rFonts w:ascii="Cambria Math" w:eastAsia="Times New Roman" w:hAnsi="Cambria Math" w:cs="Segoe UI"/>
-                <w:sz w:val="24"/>
+                <w:rFonts w:eastAsia="Times New Roman"/>
                 <w:szCs w:val="28"/>
                 <w:lang w:eastAsia="ru-RU"/>
               </w:rPr>
@@ -374,19 +416,17 @@
           </w:tcPr>
           <w:p>
             <w:pPr>
-              <w:spacing w:before="100" w:beforeAutospacing="1"/>
+              <w:spacing w:beforeAutospacing="1"/>
               <w:jc w:val="center"/>
               <w:rPr>
-                <w:rFonts w:ascii="Cambria Math" w:eastAsia="Times New Roman" w:hAnsi="Cambria Math" w:cs="Segoe UI"/>
-                <w:sz w:val="24"/>
+                <w:rFonts w:eastAsia="Times New Roman"/>
                 <w:szCs w:val="28"/>
                 <w:lang w:eastAsia="ru-RU"/>
               </w:rPr>
             </w:pPr>
             <w:r>
               <w:rPr>
-                <w:rFonts w:ascii="Cambria Math" w:eastAsia="Times New Roman" w:hAnsi="Cambria Math" w:cs="Segoe UI"/>
-                <w:sz w:val="24"/>
+                <w:rFonts w:eastAsia="Times New Roman"/>
                 <w:szCs w:val="28"/>
                 <w:lang w:eastAsia="ru-RU"/>
               </w:rPr>
@@ -401,19 +441,17 @@
           </w:tcPr>
           <w:p>
             <w:pPr>
-              <w:spacing w:before="100" w:beforeAutospacing="1"/>
+              <w:spacing w:beforeAutospacing="1"/>
               <w:jc w:val="center"/>
               <w:rPr>
-                <w:rFonts w:ascii="Cambria Math" w:eastAsia="Times New Roman" w:hAnsi="Cambria Math" w:cs="Segoe UI"/>
-                <w:sz w:val="24"/>
+                <w:rFonts w:eastAsia="Times New Roman"/>
                 <w:szCs w:val="28"/>
                 <w:lang w:eastAsia="ru-RU"/>
               </w:rPr>
             </w:pPr>
             <w:r>
               <w:rPr>
-                <w:rFonts w:ascii="Cambria Math" w:eastAsia="Times New Roman" w:hAnsi="Cambria Math" w:cs="Segoe UI"/>
-                <w:sz w:val="24"/>
+                <w:rFonts w:eastAsia="Times New Roman"/>
                 <w:szCs w:val="28"/>
                 <w:lang w:eastAsia="ru-RU"/>
               </w:rPr>
@@ -434,10 +472,9 @@
           </w:tcPr>
           <w:p>
             <w:pPr>
-              <w:spacing w:before="100" w:beforeAutospacing="1"/>
+              <w:spacing w:beforeAutospacing="1"/>
               <w:rPr>
-                <w:rFonts w:ascii="Cambria Math" w:eastAsia="Times New Roman" w:hAnsi="Cambria Math" w:cs="Segoe UI"/>
-                <w:sz w:val="24"/>
+                <w:rFonts w:eastAsia="Times New Roman"/>
                 <w:szCs w:val="28"/>
                 <w:lang w:eastAsia="ru-RU"/>
               </w:rPr>
@@ -450,10 +487,9 @@
           </w:tcPr>
           <w:p>
             <w:pPr>
-              <w:spacing w:before="100" w:beforeAutospacing="1"/>
+              <w:spacing w:beforeAutospacing="1"/>
               <w:rPr>
-                <w:rFonts w:ascii="Cambria Math" w:eastAsia="Times New Roman" w:hAnsi="Cambria Math" w:cs="Segoe UI"/>
-                <w:sz w:val="24"/>
+                <w:rFonts w:eastAsia="Times New Roman"/>
                 <w:szCs w:val="28"/>
                 <w:lang w:eastAsia="ru-RU"/>
               </w:rPr>
@@ -466,10 +502,9 @@
           </w:tcPr>
           <w:p>
             <w:pPr>
-              <w:spacing w:before="100" w:beforeAutospacing="1"/>
+              <w:spacing w:beforeAutospacing="1"/>
               <w:rPr>
-                <w:rFonts w:ascii="Cambria Math" w:eastAsia="Times New Roman" w:hAnsi="Cambria Math" w:cs="Segoe UI"/>
-                <w:sz w:val="24"/>
+                <w:rFonts w:eastAsia="Times New Roman"/>
                 <w:szCs w:val="28"/>
                 <w:lang w:eastAsia="ru-RU"/>
               </w:rPr>
@@ -482,10 +517,9 @@
           </w:tcPr>
           <w:p>
             <w:pPr>
-              <w:spacing w:before="100" w:beforeAutospacing="1"/>
+              <w:spacing w:beforeAutospacing="1"/>
               <w:rPr>
-                <w:rFonts w:ascii="Cambria Math" w:eastAsia="Times New Roman" w:hAnsi="Cambria Math" w:cs="Segoe UI"/>
-                <w:sz w:val="24"/>
+                <w:rFonts w:eastAsia="Times New Roman"/>
                 <w:szCs w:val="28"/>
                 <w:lang w:eastAsia="ru-RU"/>
               </w:rPr>
@@ -494,16 +528,11 @@
         </w:tc>
       </w:tr>
     </w:tbl>
-    <w:p>
-      <w:pPr>
-        <w:rPr>
-          <w:sz w:val="24"/>
-        </w:rPr>
-      </w:pPr>
-    </w:p>
+    <w:p/>
     <w:sectPr>
+      <w:type w:val="continuous"/>
       <w:pgSz w:w="11906" w:h="16838"/>
-      <w:pgMar w:top="1134" w:right="850" w:bottom="1134" w:left="1701" w:header="708" w:footer="708" w:gutter="0"/>
+      <w:pgMar w:top="850" w:right="850" w:bottom="850" w:left="850" w:header="708" w:footer="708" w:gutter="0"/>
       <w:cols w:space="708"/>
       <w:docGrid w:linePitch="360"/>
     </w:sectPr>
@@ -1030,6 +1059,14 @@
   <w:style w:type="paragraph" w:default="1" w:styleId="a">
     <w:name w:val="Normal"/>
     <w:qFormat/>
+    <w:pPr>
+      <w:spacing w:after="0" w:line="240" w:lineRule="auto"/>
+      <w:jc w:val="both"/>
+    </w:pPr>
+    <w:rPr>
+      <w:rFonts w:ascii="Times New Roman" w:hAnsi="Times New Roman" w:cs="Times New Roman"/>
+      <w:sz w:val="24"/>
+    </w:rPr>
   </w:style>
   <w:style w:type="character" w:default="1" w:styleId="a0">
     <w:name w:val="Default Paragraph Font"/>
